--- a/Fotobox Dokumentation.docx
+++ b/Fotobox Dokumentation.docx
@@ -2202,7 +2202,7 @@
           <w:noProof/>
         </w:rPr>
         <w:pict w14:anchorId="34EEC0C1">
-          <v:shape id="_x0000_i1026" type="#_x0000_t75" alt="Ein Bild, das Text, Screenshot, Schrift, Schwarz enthält.&#10;&#10;KI-generierte Inhalte können fehlerhaft sein." style="width:313.8pt;height:65.35pt;visibility:visible;mso-wrap-style:square">
+          <v:shape id="_x0000_i1026" type="#_x0000_t75" alt="Ein Bild, das Text, Screenshot, Schrift, Schwarz enthält.&#10;&#10;KI-generierte Inhalte können fehlerhaft sein." style="width:286.35pt;height:59.5pt;visibility:visible;mso-wrap-style:square">
             <v:imagedata r:id="rId7" o:title="Ein Bild, das Text, Screenshot, Schrift, Schwarz enthält"/>
           </v:shape>
         </w:pict>
@@ -2329,7 +2329,7 @@
         </w:rPr>
         <w:lastRenderedPageBreak/>
         <w:pict w14:anchorId="394A297A">
-          <v:shape id="_x0000_i1027" type="#_x0000_t75" alt="Ein Bild, das Text, Screenshot, Schrift enthält.&#10;&#10;KI-generierte Inhalte können fehlerhaft sein." style="width:317.15pt;height:252.6pt;visibility:visible;mso-wrap-style:square">
+          <v:shape id="_x0000_i1027" type="#_x0000_t75" alt="Ein Bild, das Text, Screenshot, Schrift enthält.&#10;&#10;KI-generierte Inhalte können fehlerhaft sein." style="width:282.6pt;height:225.15pt;visibility:visible;mso-wrap-style:square">
             <v:imagedata r:id="rId8" o:title="Ein Bild, das Text, Screenshot, Schrift enthält"/>
           </v:shape>
         </w:pict>
